--- a/write_up/drafts/5_discussion/discussion_notes.docx
+++ b/write_up/drafts/5_discussion/discussion_notes.docx
@@ -861,15 +861,6 @@
     <w:p>
       <w:pPr>
         <w:pStyle w:val="ListParagraph"/>
-        <w:ind w:left="1440"/>
-      </w:pPr>
-      <w:r>
-        <w:t>[start from here]</w:t>
-      </w:r>
-    </w:p>
-    <w:p>
-      <w:pPr>
-        <w:pStyle w:val="ListParagraph"/>
         <w:numPr>
           <w:ilvl w:val="0"/>
           <w:numId w:val="2"/>
@@ -1133,40 +1124,40 @@
         </w:numPr>
       </w:pPr>
       <w:r>
+        <w:t xml:space="preserve">VJ found s100 family signalling, but this isn’t in the </w:t>
+      </w:r>
+      <w:proofErr w:type="spellStart"/>
+      <w:r>
+        <w:t>reactome</w:t>
+      </w:r>
+      <w:proofErr w:type="spellEnd"/>
+      <w:r>
+        <w:t xml:space="preserve"> db. Emphasises value of manually curated databases such as </w:t>
+      </w:r>
+      <w:proofErr w:type="spellStart"/>
+      <w:r>
+        <w:t>qiagen</w:t>
+      </w:r>
+      <w:proofErr w:type="spellEnd"/>
+      <w:r>
+        <w:t xml:space="preserve"> </w:t>
+      </w:r>
+      <w:proofErr w:type="spellStart"/>
+      <w:r>
+        <w:t>ipa</w:t>
+      </w:r>
+      <w:proofErr w:type="spellEnd"/>
+    </w:p>
+    <w:p>
+      <w:pPr>
+        <w:pStyle w:val="ListParagraph"/>
+        <w:numPr>
+          <w:ilvl w:val="0"/>
+          <w:numId w:val="2"/>
+        </w:numPr>
+      </w:pPr>
+      <w:r>
         <w:lastRenderedPageBreak/>
-        <w:t xml:space="preserve">VJ found s100 family signalling, but this isn’t in the </w:t>
-      </w:r>
-      <w:proofErr w:type="spellStart"/>
-      <w:r>
-        <w:t>reactome</w:t>
-      </w:r>
-      <w:proofErr w:type="spellEnd"/>
-      <w:r>
-        <w:t xml:space="preserve"> db. Emphasises value of manually curated databases such as </w:t>
-      </w:r>
-      <w:proofErr w:type="spellStart"/>
-      <w:r>
-        <w:t>qiagen</w:t>
-      </w:r>
-      <w:proofErr w:type="spellEnd"/>
-      <w:r>
-        <w:t xml:space="preserve"> </w:t>
-      </w:r>
-      <w:proofErr w:type="spellStart"/>
-      <w:r>
-        <w:t>ipa</w:t>
-      </w:r>
-      <w:proofErr w:type="spellEnd"/>
-    </w:p>
-    <w:p>
-      <w:pPr>
-        <w:pStyle w:val="ListParagraph"/>
-        <w:numPr>
-          <w:ilvl w:val="0"/>
-          <w:numId w:val="2"/>
-        </w:numPr>
-      </w:pPr>
-      <w:r>
         <w:t xml:space="preserve">Need to talk about differences in de analysis methods can lead to different results, emphasising </w:t>
       </w:r>
       <w:proofErr w:type="spellStart"/>
